--- a/teacher/04-ai/03-ai-practice/worksheet-04-03-ai-practice-lesson1.docx
+++ b/teacher/04-ai/03-ai-practice/worksheet-04-03-ai-practice-lesson1.docx
@@ -1,11 +1,51 @@
 
 <file path=word/document.xml><?xml version="1.0" encoding="utf-8"?>
-<w:document xmlns:w="http://schemas.openxmlformats.org/wordprocessingml/2006/main" xmlns:r="http://schemas.openxmlformats.org/officeDocument/2006/relationships">
+<w:document xmlns:w="http://schemas.openxmlformats.org/wordprocessingml/2006/main" xmlns:r="http://schemas.openxmlformats.org/officeDocument/2006/relationships" xmlns:wp="http://schemas.openxmlformats.org/drawingml/2006/wordprocessingDrawing">
   <w:body>
     <w:p>
       <w:pPr>
         <w:spacing w:after="100"/>
       </w:pPr>
+      <w:r>
+        <w:drawing>
+          <wp:inline distT="0" distB="0" distL="0" distR="0">
+            <wp:extent cx="347472" cy="347472"/>
+            <wp:effectExtent l="0" t="0" r="0" b="0"/>
+            <wp:docPr id="9001" name="단원 그림" descr=""/>
+            <wp:cNvGraphicFramePr>
+              <a:graphicFrameLocks xmlns:a="http://schemas.openxmlformats.org/drawingml/2006/main" noChangeAspect="1"/>
+            </wp:cNvGraphicFramePr>
+            <a:graphic xmlns:a="http://schemas.openxmlformats.org/drawingml/2006/main">
+              <a:graphicData uri="http://schemas.openxmlformats.org/drawingml/2006/picture">
+                <pic:pic xmlns:pic="http://schemas.openxmlformats.org/drawingml/2006/picture">
+                  <pic:nvPicPr>
+                    <pic:cNvPr id="0" name="unit-icon.png"/>
+                    <pic:cNvPicPr/>
+                  </pic:nvPicPr>
+                  <pic:blipFill>
+                    <a:blip r:embed="rIdUnitIcon"/>
+                    <a:stretch>
+                      <a:fillRect/>
+                    </a:stretch>
+                  </pic:blipFill>
+                  <pic:spPr>
+                    <a:xfrm>
+                      <a:off x="0" y="0"/>
+                      <a:ext cx="347472" cy="347472"/>
+                    </a:xfrm>
+                    <a:prstGeom prst="rect">
+                      <a:avLst/>
+                    </a:prstGeom>
+                  </pic:spPr>
+                </pic:pic>
+              </a:graphicData>
+            </a:graphic>
+          </wp:inline>
+        </w:drawing>
+      </w:r>
+      <w:r>
+        <w:t xml:space="preserve"> </w:t>
+      </w:r>
       <w:r>
         <w:rPr>
           <w:rFonts w:ascii="Malgun Gothic" w:cs="Malgun Gothic" w:eastAsia="Malgun Gothic" w:hAnsi="Malgun Gothic"/>
